--- a/人工智能学院双创平台-功能说明.docx
+++ b/人工智能学院双创平台-功能说明.docx
@@ -29,7 +29,7 @@
           <w:color w:val="666666"/>
           <w:sz w:val="22"/>
         </w:rPr>
-        <w:t>平台功能说明书 · 校企产学研创新对接系统</w:t>
+        <w:t>平台功能说明书 · 人工智能学院校内双创协作平台</w:t>
       </w:r>
     </w:p>
     <w:p>
@@ -52,7 +52,7 @@
         <w:ind w:firstLine="440"/>
       </w:pPr>
       <w:r>
-        <w:t>本平台是面向高校人工智能学院的「校企产学研创新对接系统」，解决的核心问题是：学生的项目缺少展示与打磨渠道、缺少专业意见反馈，项目与需求之间信息不对称、对接没渠道、沟通靠微信。</w:t>
+        <w:t>本平台是面向人工智能学院师生的「校内大学生创新创业协作平台」，解决的核心问题是：学生的项目缺少展示与打磨渠道、缺少专业意见反馈，项目与需求之间信息不对称、对接没渠道、沟通靠微信。</w:t>
       </w:r>
     </w:p>
     <w:p>
